--- a/doc/Final Project Progress Report.docx
+++ b/doc/Final Project Progress Report.docx
@@ -4,47 +4,58 @@
   <w:body>
     <w:p>
       <w:pPr>
-        <w:pStyle w:val="aa"/>
+        <w:jc w:val="center"/>
         <w:rPr>
           <w:rFonts w:ascii="Microsoft Himalaya" w:hAnsi="Microsoft Himalaya" w:cs="Microsoft Himalaya"/>
-          <w:sz w:val="56"/>
-          <w:szCs w:val="56"/>
+          <w:sz w:val="28"/>
+          <w:szCs w:val="28"/>
         </w:rPr>
       </w:pPr>
       <w:r>
         <w:rPr>
           <w:rFonts w:ascii="Microsoft Himalaya" w:hAnsi="Microsoft Himalaya" w:cs="Microsoft Himalaya"/>
-          <w:sz w:val="56"/>
-          <w:szCs w:val="56"/>
+          <w:sz w:val="28"/>
+          <w:szCs w:val="28"/>
         </w:rPr>
         <w:t>Project Update Report</w:t>
       </w:r>
     </w:p>
     <w:p>
       <w:pPr>
-        <w:pStyle w:val="1"/>
+        <w:pStyle w:val="ae"/>
+        <w:numPr>
+          <w:ilvl w:val="0"/>
+          <w:numId w:val="11"/>
+        </w:numPr>
         <w:rPr>
           <w:rFonts w:ascii="Microsoft Himalaya" w:hAnsi="Microsoft Himalaya" w:cs="Microsoft Himalaya"/>
-          <w:sz w:val="32"/>
-          <w:szCs w:val="32"/>
+          <w:sz w:val="28"/>
+          <w:szCs w:val="28"/>
         </w:rPr>
       </w:pPr>
       <w:r>
         <w:rPr>
           <w:rFonts w:ascii="Microsoft Himalaya" w:hAnsi="Microsoft Himalaya" w:cs="Microsoft Himalaya"/>
-          <w:sz w:val="32"/>
-          <w:szCs w:val="32"/>
+          <w:sz w:val="28"/>
+          <w:szCs w:val="28"/>
         </w:rPr>
-        <w:t>Project Scope Update</w:t>
+        <w:t xml:space="preserve">Project </w:t>
+      </w:r>
+      <w:r>
+        <w:rPr>
+          <w:rFonts w:ascii="Microsoft Himalaya" w:hAnsi="Microsoft Himalaya" w:cs="Microsoft Himalaya"/>
+          <w:sz w:val="28"/>
+          <w:szCs w:val="28"/>
+        </w:rPr>
+        <w:t>Scope Update</w:t>
       </w:r>
     </w:p>
     <w:p>
       <w:pPr>
         <w:rPr>
-          <w:rFonts w:ascii="Microsoft Himalaya" w:hAnsi="Microsoft Himalaya" w:cs="Microsoft Himalaya" w:hint="eastAsia"/>
+          <w:rFonts w:ascii="Microsoft Himalaya" w:hAnsi="Microsoft Himalaya" w:cs="Microsoft Himalaya"/>
           <w:sz w:val="24"/>
           <w:szCs w:val="24"/>
-          <w:lang w:eastAsia="zh-TW"/>
         </w:rPr>
       </w:pPr>
       <w:r>
@@ -53,50 +64,42 @@
           <w:sz w:val="24"/>
           <w:szCs w:val="24"/>
         </w:rPr>
-        <w:t>The project focuses on fine-tuning a large language model (Mistral-7B-Instruct) using LoRA for emotion classification. During development, the scope evolved to include dataset balancing, prompt engineering, and evaluation using classification metrics (Accuracy, Macro F1, Confusion Matrix). Additional focus was placed on improving model performance due to class imbalance issues</w:t>
+        <w:t xml:space="preserve">This project aims to fine-tune a large language model (Mistral-7B-Instruct) using </w:t>
       </w:r>
-      <w:r>
-        <w:rPr>
-          <w:rFonts w:ascii="Microsoft Himalaya" w:hAnsi="Microsoft Himalaya" w:cs="Microsoft Himalaya" w:hint="eastAsia"/>
-          <w:sz w:val="24"/>
-          <w:szCs w:val="24"/>
-          <w:lang w:eastAsia="zh-TW"/>
-        </w:rPr>
-        <w:t xml:space="preserve"> </w:t>
-      </w:r>
-      <w:r>
-        <w:rPr>
-          <w:rFonts w:ascii="Microsoft Himalaya" w:hAnsi="Microsoft Himalaya" w:cs="Microsoft Himalaya"/>
-          <w:sz w:val="24"/>
-          <w:szCs w:val="24"/>
-          <w:lang w:eastAsia="zh-TW"/>
-        </w:rPr>
-        <w:t>and computing resource issues</w:t>
-      </w:r>
-      <w:r>
-        <w:rPr>
-          <w:rFonts w:ascii="Microsoft Himalaya" w:hAnsi="Microsoft Himalaya" w:cs="Microsoft Himalaya" w:hint="eastAsia"/>
-          <w:sz w:val="24"/>
-          <w:szCs w:val="24"/>
-          <w:lang w:eastAsia="zh-TW"/>
-        </w:rPr>
-        <w:t>.</w:t>
-      </w:r>
+      <w:proofErr w:type="spellStart"/>
       <w:r>
         <w:rPr>
           <w:rFonts w:ascii="Microsoft Himalaya" w:hAnsi="Microsoft Himalaya" w:cs="Microsoft Himalaya"/>
           <w:sz w:val="24"/>
           <w:szCs w:val="24"/>
         </w:rPr>
-        <w:t xml:space="preserve"> The model was processed in </w:t>
+        <w:t>LoRA</w:t>
       </w:r>
+      <w:proofErr w:type="spellEnd"/>
       <w:r>
         <w:rPr>
           <w:rFonts w:ascii="Microsoft Himalaya" w:hAnsi="Microsoft Himalaya" w:cs="Microsoft Himalaya"/>
           <w:sz w:val="24"/>
           <w:szCs w:val="24"/>
         </w:rPr>
-        <w:t xml:space="preserve">Google </w:t>
+        <w:t xml:space="preserve"> (Low-Rank Adaptation) for emotion classification. The scope has expanded beyond initial fine-tuning to include dataset balancing, prompt engineering, and performance evaluation using key classification metrics such as Accuracy, Macro F1 Score, and Confusion Matrix.</w:t>
+      </w:r>
+    </w:p>
+    <w:p>
+      <w:pPr>
+        <w:rPr>
+          <w:rFonts w:ascii="Microsoft Himalaya" w:hAnsi="Microsoft Himalaya" w:cs="Microsoft Himalaya"/>
+          <w:sz w:val="24"/>
+          <w:szCs w:val="24"/>
+        </w:rPr>
+      </w:pPr>
+      <w:r>
+        <w:rPr>
+          <w:rFonts w:ascii="Microsoft Himalaya" w:hAnsi="Microsoft Himalaya" w:cs="Microsoft Himalaya"/>
+          <w:sz w:val="24"/>
+          <w:szCs w:val="24"/>
+        </w:rPr>
+        <w:t xml:space="preserve">Model training is conducted on Google </w:t>
       </w:r>
       <w:proofErr w:type="spellStart"/>
       <w:r>
@@ -114,50 +117,37 @@
           <w:sz w:val="24"/>
           <w:szCs w:val="24"/>
         </w:rPr>
-        <w:t xml:space="preserve"> with </w:t>
-      </w:r>
-      <w:r>
-        <w:rPr>
-          <w:rFonts w:ascii="Microsoft Himalaya" w:hAnsi="Microsoft Himalaya" w:cs="Microsoft Himalaya"/>
-          <w:sz w:val="24"/>
-          <w:szCs w:val="24"/>
-        </w:rPr>
-        <w:t>T4</w:t>
-      </w:r>
-      <w:r>
-        <w:rPr>
-          <w:rFonts w:ascii="Microsoft Himalaya" w:hAnsi="Microsoft Himalaya" w:cs="Microsoft Himalaya"/>
-          <w:sz w:val="24"/>
-          <w:szCs w:val="24"/>
-        </w:rPr>
-        <w:t xml:space="preserve"> or H100 and</w:t>
-      </w:r>
-      <w:r>
-        <w:rPr>
-          <w:rFonts w:ascii="Microsoft Himalaya" w:hAnsi="Microsoft Himalaya" w:cs="Microsoft Himalaya"/>
-          <w:sz w:val="24"/>
-          <w:szCs w:val="24"/>
-        </w:rPr>
-        <w:t xml:space="preserve"> will train with different set of parameters to get the best performance. </w:t>
+        <w:t xml:space="preserve"> using available GPU resources (T4 or H100). Multiple experiments are performed with different hyperparameter configurations (e.g., batch size, gradient accumulation) to optimize performance under computational constraints.</w:t>
       </w:r>
     </w:p>
     <w:p>
       <w:pPr>
-        <w:pStyle w:val="1"/>
+        <w:pStyle w:val="ae"/>
+        <w:numPr>
+          <w:ilvl w:val="0"/>
+          <w:numId w:val="11"/>
+        </w:numPr>
         <w:rPr>
-          <w:rFonts w:ascii="Microsoft Himalaya" w:hAnsi="Microsoft Himalaya" w:cs="Microsoft Himalaya" w:hint="eastAsia"/>
-          <w:sz w:val="32"/>
-          <w:szCs w:val="32"/>
-          <w:lang w:eastAsia="zh-TW"/>
+          <w:rFonts w:ascii="Microsoft Himalaya" w:hAnsi="Microsoft Himalaya" w:cs="Microsoft Himalaya"/>
+          <w:sz w:val="28"/>
+          <w:szCs w:val="28"/>
         </w:rPr>
       </w:pPr>
       <w:r>
         <w:rPr>
           <w:rFonts w:ascii="Microsoft Himalaya" w:hAnsi="Microsoft Himalaya" w:cs="Microsoft Himalaya"/>
-          <w:sz w:val="32"/>
-          <w:szCs w:val="32"/>
+          <w:sz w:val="28"/>
+          <w:szCs w:val="28"/>
         </w:rPr>
-        <w:t>Data Sources</w:t>
+        <w:t xml:space="preserve">Data </w:t>
+      </w:r>
+      <w:r>
+        <w:rPr>
+          <w:rFonts w:ascii="Microsoft Himalaya" w:hAnsi="Microsoft Himalaya" w:cs="Microsoft Himalaya"/>
+          <w:sz w:val="28"/>
+          <w:szCs w:val="28"/>
+        </w:rPr>
+        <w:t>sources</w:t>
       </w:r>
     </w:p>
     <w:p>
@@ -174,7 +164,7 @@
           <w:sz w:val="24"/>
           <w:szCs w:val="24"/>
         </w:rPr>
-        <w:t>The dataset used for training is a JSONL file containing instruction, input text, and labeled emotional output. The data was loaded and processed using the Hugging Face Datasets library</w:t>
+        <w:t>The</w:t>
       </w:r>
       <w:r>
         <w:rPr>
@@ -182,7 +172,7 @@
           <w:sz w:val="24"/>
           <w:szCs w:val="24"/>
         </w:rPr>
-        <w:t xml:space="preserve"> and Kaggle</w:t>
+        <w:t>se</w:t>
       </w:r>
       <w:r>
         <w:rPr>
@@ -190,7 +180,7 @@
           <w:sz w:val="24"/>
           <w:szCs w:val="24"/>
         </w:rPr>
-        <w:t xml:space="preserve">. The </w:t>
+        <w:t xml:space="preserve"> dataset</w:t>
       </w:r>
       <w:r>
         <w:rPr>
@@ -198,7 +188,7 @@
           <w:sz w:val="24"/>
           <w:szCs w:val="24"/>
         </w:rPr>
-        <w:t xml:space="preserve">label of the </w:t>
+        <w:t>s</w:t>
       </w:r>
       <w:r>
         <w:rPr>
@@ -206,7 +196,7 @@
           <w:sz w:val="24"/>
           <w:szCs w:val="24"/>
         </w:rPr>
-        <w:t xml:space="preserve">dataset </w:t>
+        <w:t xml:space="preserve"> </w:t>
       </w:r>
       <w:r>
         <w:rPr>
@@ -214,7 +204,7 @@
           <w:sz w:val="24"/>
           <w:szCs w:val="24"/>
         </w:rPr>
-        <w:t xml:space="preserve">is standardized into </w:t>
+        <w:t>are</w:t>
       </w:r>
       <w:r>
         <w:rPr>
@@ -222,7 +212,7 @@
           <w:sz w:val="24"/>
           <w:szCs w:val="24"/>
         </w:rPr>
-        <w:t>7 emotion classes</w:t>
+        <w:t xml:space="preserve"> in JSONL format and consists of instruction-based samples, including input text and corresponding emotional labels. It is processed using the Hugging Face Datasets library, with partial sourcing from Kaggle.</w:t>
       </w:r>
       <w:r>
         <w:rPr>
@@ -230,15 +220,7 @@
           <w:sz w:val="24"/>
           <w:szCs w:val="24"/>
         </w:rPr>
-        <w:t>--</w:t>
-      </w:r>
-      <w:r>
-        <w:rPr>
-          <w:rFonts w:ascii="Microsoft Himalaya" w:hAnsi="Microsoft Himalaya" w:cs="Microsoft Himalaya"/>
-          <w:sz w:val="24"/>
-          <w:szCs w:val="24"/>
-        </w:rPr>
-        <w:t xml:space="preserve"> joy, sadness, anger, fear, surprise, disgust, and neutral.</w:t>
+        <w:t xml:space="preserve"> In addition, I will also split the dataset into train, validation and test to fit those data into model building.</w:t>
       </w:r>
     </w:p>
     <w:p>
@@ -255,11 +237,250 @@
           <w:sz w:val="24"/>
           <w:szCs w:val="24"/>
         </w:rPr>
-        <w:t>The processed of dataset also focus on avoiding imbalanced dataset scenario; therefore, appropriate sampling will be implemented in data processing.</w:t>
+        <w:t xml:space="preserve">Data_processing includes the data cleaning and prompt transformation. In addition, this python code will divide datasets into several sentences correspond to each label. </w:t>
+      </w:r>
+      <w:r>
+        <w:rPr>
+          <w:rFonts w:ascii="Microsoft Himalaya" w:hAnsi="Microsoft Himalaya" w:cs="Microsoft Himalaya"/>
+          <w:sz w:val="24"/>
+          <w:szCs w:val="24"/>
+        </w:rPr>
+        <w:t xml:space="preserve">All labels are standardized into seven emotion categories: joy, sadness, anger, fear, surprise, disgust, and neutral. To mitigate class imbalance—particularly the dominance of the neutral class—data preprocessing </w:t>
+      </w:r>
+      <w:r>
+        <w:rPr>
+          <w:rFonts w:ascii="Microsoft Himalaya" w:hAnsi="Microsoft Himalaya" w:cs="Microsoft Himalaya"/>
+          <w:sz w:val="24"/>
+          <w:szCs w:val="24"/>
+        </w:rPr>
+        <w:t xml:space="preserve">also </w:t>
+      </w:r>
+      <w:r>
+        <w:rPr>
+          <w:rFonts w:ascii="Microsoft Himalaya" w:hAnsi="Microsoft Himalaya" w:cs="Microsoft Himalaya"/>
+          <w:sz w:val="24"/>
+          <w:szCs w:val="24"/>
+        </w:rPr>
+        <w:t>includes sampling strategies to improve label distribution.</w:t>
       </w:r>
     </w:p>
     <w:p>
       <w:pPr>
+        <w:rPr>
+          <w:rFonts w:ascii="Microsoft Himalaya" w:hAnsi="Microsoft Himalaya" w:cs="Microsoft Himalaya"/>
+          <w:sz w:val="24"/>
+          <w:szCs w:val="24"/>
+        </w:rPr>
+      </w:pPr>
+      <w:proofErr w:type="spellStart"/>
+      <w:r>
+        <w:rPr>
+          <w:rFonts w:ascii="Microsoft Himalaya" w:hAnsi="Microsoft Himalaya" w:cs="Microsoft Himalaya"/>
+          <w:sz w:val="24"/>
+          <w:szCs w:val="24"/>
+        </w:rPr>
+        <w:t>Check_json</w:t>
+      </w:r>
+      <w:proofErr w:type="spellEnd"/>
+      <w:r>
+        <w:rPr>
+          <w:rFonts w:ascii="Microsoft Himalaya" w:hAnsi="Microsoft Himalaya" w:cs="Microsoft Himalaya"/>
+          <w:sz w:val="24"/>
+          <w:szCs w:val="24"/>
+        </w:rPr>
+        <w:t xml:space="preserve"> will focus on fetching data and tokenizer check. This check is aimed to make sure dataset is well prepared and no missing value or malfunctional prompt. This was finished in local instead of </w:t>
+      </w:r>
+      <w:proofErr w:type="spellStart"/>
+      <w:r>
+        <w:rPr>
+          <w:rFonts w:ascii="Microsoft Himalaya" w:hAnsi="Microsoft Himalaya" w:cs="Microsoft Himalaya"/>
+          <w:sz w:val="24"/>
+          <w:szCs w:val="24"/>
+        </w:rPr>
+        <w:t>Colab</w:t>
+      </w:r>
+      <w:proofErr w:type="spellEnd"/>
+      <w:r>
+        <w:rPr>
+          <w:rFonts w:ascii="Microsoft Himalaya" w:hAnsi="Microsoft Himalaya" w:cs="Microsoft Himalaya"/>
+          <w:sz w:val="24"/>
+          <w:szCs w:val="24"/>
+        </w:rPr>
+        <w:t xml:space="preserve"> is to save computing resources on it.</w:t>
+      </w:r>
+    </w:p>
+    <w:p>
+      <w:pPr>
+        <w:rPr>
+          <w:rFonts w:ascii="Microsoft Himalaya" w:hAnsi="Microsoft Himalaya" w:cs="Microsoft Himalaya"/>
+          <w:sz w:val="24"/>
+          <w:szCs w:val="24"/>
+        </w:rPr>
+      </w:pPr>
+      <w:r>
+        <w:rPr>
+          <w:rFonts w:ascii="Microsoft Himalaya" w:hAnsi="Microsoft Himalaya" w:cs="Microsoft Himalaya"/>
+          <w:sz w:val="24"/>
+          <w:szCs w:val="24"/>
+        </w:rPr>
+        <w:t xml:space="preserve">The implementation leverages Hugging Face Transformers and PEFT libraries for loading pretrained models and performing efficient </w:t>
+      </w:r>
+      <w:proofErr w:type="spellStart"/>
+      <w:r>
+        <w:rPr>
+          <w:rFonts w:ascii="Microsoft Himalaya" w:hAnsi="Microsoft Himalaya" w:cs="Microsoft Himalaya"/>
+          <w:sz w:val="24"/>
+          <w:szCs w:val="24"/>
+        </w:rPr>
+        <w:t>LoRA</w:t>
+      </w:r>
+      <w:proofErr w:type="spellEnd"/>
+      <w:r>
+        <w:rPr>
+          <w:rFonts w:ascii="Microsoft Himalaya" w:hAnsi="Microsoft Himalaya" w:cs="Microsoft Himalaya"/>
+          <w:sz w:val="24"/>
+          <w:szCs w:val="24"/>
+        </w:rPr>
+        <w:t>-based fine-tuning. This approach significantly reduces memory and computational requirements compared to full model training.</w:t>
+      </w:r>
+    </w:p>
+    <w:p>
+      <w:pPr>
+        <w:pStyle w:val="ae"/>
+        <w:numPr>
+          <w:ilvl w:val="0"/>
+          <w:numId w:val="11"/>
+        </w:numPr>
+        <w:rPr>
+          <w:rFonts w:ascii="Microsoft Himalaya" w:hAnsi="Microsoft Himalaya" w:cs="Microsoft Himalaya"/>
+          <w:sz w:val="28"/>
+          <w:szCs w:val="28"/>
+        </w:rPr>
+      </w:pPr>
+      <w:r>
+        <w:rPr>
+          <w:rFonts w:ascii="Microsoft Himalaya" w:hAnsi="Microsoft Himalaya" w:cs="Microsoft Himalaya"/>
+          <w:sz w:val="28"/>
+          <w:szCs w:val="28"/>
+        </w:rPr>
+        <w:t>Issue / difficulties</w:t>
+      </w:r>
+    </w:p>
+    <w:p>
+      <w:pPr>
+        <w:rPr>
+          <w:rFonts w:ascii="Microsoft Himalaya" w:hAnsi="Microsoft Himalaya" w:cs="Microsoft Himalaya"/>
+          <w:sz w:val="24"/>
+          <w:szCs w:val="24"/>
+        </w:rPr>
+      </w:pPr>
+      <w:r>
+        <w:rPr>
+          <w:rFonts w:ascii="Microsoft Himalaya" w:hAnsi="Microsoft Himalaya" w:cs="Microsoft Himalaya"/>
+          <w:sz w:val="24"/>
+          <w:szCs w:val="24"/>
+        </w:rPr>
+        <w:t>The primary challenge is class imbalance, which negatively impacts model performance, especially the Macro F1 score. The overrepresentation of the neutral class leads to biased predictions.</w:t>
+      </w:r>
+    </w:p>
+    <w:p>
+      <w:pPr>
+        <w:rPr>
+          <w:rFonts w:ascii="Microsoft Himalaya" w:hAnsi="Microsoft Himalaya" w:cs="Microsoft Himalaya"/>
+          <w:sz w:val="24"/>
+          <w:szCs w:val="24"/>
+        </w:rPr>
+      </w:pPr>
+      <w:r>
+        <w:rPr>
+          <w:rFonts w:ascii="Microsoft Himalaya" w:hAnsi="Microsoft Himalaya" w:cs="Microsoft Himalaya"/>
+          <w:sz w:val="24"/>
+          <w:szCs w:val="24"/>
+        </w:rPr>
+        <w:t xml:space="preserve">Computational limitations also present a major constraint. Google </w:t>
+      </w:r>
+      <w:proofErr w:type="spellStart"/>
+      <w:r>
+        <w:rPr>
+          <w:rFonts w:ascii="Microsoft Himalaya" w:hAnsi="Microsoft Himalaya" w:cs="Microsoft Himalaya"/>
+          <w:sz w:val="24"/>
+          <w:szCs w:val="24"/>
+        </w:rPr>
+        <w:t>Colab</w:t>
+      </w:r>
+      <w:proofErr w:type="spellEnd"/>
+      <w:r>
+        <w:rPr>
+          <w:rFonts w:ascii="Microsoft Himalaya" w:hAnsi="Microsoft Himalaya" w:cs="Microsoft Himalaya"/>
+          <w:sz w:val="24"/>
+          <w:szCs w:val="24"/>
+        </w:rPr>
+        <w:t xml:space="preserve"> restricts access to high-performance GPUs (H100), while T4 GPUs provide limited capability. In some cases, training must rely on CPU resources, significantly slowing down experimentation and reducing feasible dataset size.</w:t>
+      </w:r>
+    </w:p>
+    <w:p>
+      <w:pPr>
+        <w:rPr>
+          <w:rFonts w:ascii="Microsoft Himalaya" w:hAnsi="Microsoft Himalaya" w:cs="Microsoft Himalaya"/>
+          <w:sz w:val="24"/>
+          <w:szCs w:val="24"/>
+        </w:rPr>
+      </w:pPr>
+      <w:r>
+        <w:rPr>
+          <w:rFonts w:ascii="Microsoft Himalaya" w:hAnsi="Microsoft Himalaya" w:cs="Microsoft Himalaya"/>
+          <w:sz w:val="24"/>
+          <w:szCs w:val="24"/>
+        </w:rPr>
+        <w:t>Additional issues include:</w:t>
+      </w:r>
+    </w:p>
+    <w:p>
+      <w:pPr>
+        <w:ind w:left="720" w:hanging="720"/>
+        <w:rPr>
+          <w:rFonts w:ascii="Microsoft Himalaya" w:hAnsi="Microsoft Himalaya" w:cs="Microsoft Himalaya"/>
+          <w:sz w:val="24"/>
+          <w:szCs w:val="24"/>
+        </w:rPr>
+      </w:pPr>
+      <w:r>
+        <w:rPr>
+          <w:rFonts w:ascii="Microsoft Himalaya" w:hAnsi="Microsoft Himalaya" w:cs="Microsoft Himalaya"/>
+          <w:sz w:val="24"/>
+          <w:szCs w:val="24"/>
+        </w:rPr>
+        <w:t>•</w:t>
+      </w:r>
+      <w:r>
+        <w:rPr>
+          <w:rFonts w:ascii="Microsoft Himalaya" w:hAnsi="Microsoft Himalaya" w:cs="Microsoft Himalaya"/>
+          <w:sz w:val="24"/>
+          <w:szCs w:val="24"/>
+        </w:rPr>
+        <w:tab/>
+        <w:t xml:space="preserve">Instability in training loss due to small batch </w:t>
+      </w:r>
+      <w:r>
+        <w:rPr>
+          <w:rFonts w:ascii="Microsoft Himalaya" w:hAnsi="Microsoft Himalaya" w:cs="Microsoft Himalaya"/>
+          <w:sz w:val="24"/>
+          <w:szCs w:val="24"/>
+        </w:rPr>
+        <w:t>sizes:</w:t>
+      </w:r>
+      <w:r>
+        <w:rPr>
+          <w:rFonts w:ascii="Microsoft Himalaya" w:hAnsi="Microsoft Himalaya" w:cs="Microsoft Himalaya"/>
+          <w:sz w:val="24"/>
+          <w:szCs w:val="24"/>
+        </w:rPr>
+        <w:t xml:space="preserve"> Due to the restriction of the computing restriction, the batch size must be set to small. This will lead to training loss because the model will be impacted by samples.</w:t>
+      </w:r>
+    </w:p>
+    <w:p>
+      <w:pPr>
+        <w:ind w:left="720" w:hanging="720"/>
         <w:rPr>
           <w:rFonts w:ascii="Microsoft Himalaya" w:hAnsi="Microsoft Himalaya" w:cs="Microsoft Himalaya"/>
           <w:sz w:val="24"/>
@@ -273,25 +494,42 @@
           <w:sz w:val="24"/>
           <w:szCs w:val="24"/>
         </w:rPr>
-        <w:t>Hugging Face Transformers and PEFT libraries were utilized to load pretrained models and perform LoRA fine-tuning. These libraries provide access to pretrained weights and model architectures.</w:t>
+        <w:t>•</w:t>
       </w:r>
-    </w:p>
-    <w:p>
-      <w:pPr>
-        <w:pStyle w:val="1"/>
-        <w:rPr>
-          <w:rFonts w:ascii="Microsoft Himalaya" w:hAnsi="Microsoft Himalaya" w:cs="Microsoft Himalaya"/>
-          <w:sz w:val="32"/>
-          <w:szCs w:val="32"/>
-        </w:rPr>
-      </w:pPr>
       <w:r>
         <w:rPr>
           <w:rFonts w:ascii="Microsoft Himalaya" w:hAnsi="Microsoft Himalaya" w:cs="Microsoft Himalaya"/>
-          <w:sz w:val="32"/>
-          <w:szCs w:val="32"/>
+          <w:sz w:val="24"/>
+          <w:szCs w:val="24"/>
         </w:rPr>
-        <w:t>Issues / Difficulties</w:t>
+        <w:tab/>
+        <w:t>Slow evaluation caused by sequential inference</w:t>
+      </w:r>
+      <w:r>
+        <w:rPr>
+          <w:rFonts w:ascii="Microsoft Himalaya" w:hAnsi="Microsoft Himalaya" w:cs="Microsoft Himalaya"/>
+          <w:sz w:val="24"/>
+          <w:szCs w:val="24"/>
+        </w:rPr>
+        <w:t xml:space="preserve">: Compared to the parallel </w:t>
+      </w:r>
+      <w:proofErr w:type="gramStart"/>
+      <w:r>
+        <w:rPr>
+          <w:rFonts w:ascii="Microsoft Himalaya" w:hAnsi="Microsoft Himalaya" w:cs="Microsoft Himalaya"/>
+          <w:sz w:val="24"/>
+          <w:szCs w:val="24"/>
+        </w:rPr>
+        <w:t>training ,</w:t>
+      </w:r>
+      <w:proofErr w:type="gramEnd"/>
+      <w:r>
+        <w:rPr>
+          <w:rFonts w:ascii="Microsoft Himalaya" w:hAnsi="Microsoft Himalaya" w:cs="Microsoft Himalaya"/>
+          <w:sz w:val="24"/>
+          <w:szCs w:val="24"/>
+        </w:rPr>
+        <w:t xml:space="preserve"> the evaluation of the model is sequential which is much slower; therefore, I attempt to minimize the token length and eval steps to mitigate the problem.</w:t>
       </w:r>
     </w:p>
     <w:p>
@@ -300,220 +538,8 @@
           <w:rFonts w:ascii="Microsoft Himalaya" w:hAnsi="Microsoft Himalaya" w:cs="Microsoft Himalaya"/>
           <w:sz w:val="24"/>
           <w:szCs w:val="24"/>
-          <w:lang w:eastAsia="zh-TW"/>
         </w:rPr>
       </w:pPr>
-      <w:r>
-        <w:rPr>
-          <w:rFonts w:ascii="Microsoft Himalaya" w:hAnsi="Microsoft Himalaya" w:cs="Microsoft Himalaya"/>
-          <w:sz w:val="24"/>
-          <w:szCs w:val="24"/>
-        </w:rPr>
-        <w:t xml:space="preserve">Several challenges were encountered during the project. The primary issue was class imbalance, where the 'neutral' class dominated the dataset, leading to biased predictions and low Macro F1 score. </w:t>
-      </w:r>
-    </w:p>
-    <w:p>
-      <w:pPr>
-        <w:rPr>
-          <w:rFonts w:ascii="Microsoft Himalaya" w:hAnsi="Microsoft Himalaya" w:cs="Microsoft Himalaya"/>
-          <w:sz w:val="24"/>
-          <w:szCs w:val="24"/>
-          <w:lang w:eastAsia="zh-TW"/>
-        </w:rPr>
-      </w:pPr>
-      <w:r>
-        <w:rPr>
-          <w:rFonts w:ascii="Microsoft Himalaya" w:hAnsi="Microsoft Himalaya" w:cs="Microsoft Himalaya"/>
-          <w:sz w:val="24"/>
-          <w:szCs w:val="24"/>
-          <w:lang w:eastAsia="zh-TW"/>
-        </w:rPr>
-        <w:t xml:space="preserve">The computing resources issue is also a big problem. </w:t>
-      </w:r>
-      <w:r>
-        <w:rPr>
-          <w:rFonts w:ascii="Microsoft Himalaya" w:hAnsi="Microsoft Himalaya" w:cs="Microsoft Himalaya" w:hint="eastAsia"/>
-          <w:sz w:val="24"/>
-          <w:szCs w:val="24"/>
-          <w:lang w:eastAsia="zh-TW"/>
-        </w:rPr>
-        <w:t>T</w:t>
-      </w:r>
-      <w:r>
-        <w:rPr>
-          <w:rFonts w:ascii="Microsoft Himalaya" w:hAnsi="Microsoft Himalaya" w:cs="Microsoft Himalaya"/>
-          <w:sz w:val="24"/>
-          <w:szCs w:val="24"/>
-        </w:rPr>
-        <w:t xml:space="preserve">he drawback of the Google </w:t>
-      </w:r>
-      <w:proofErr w:type="spellStart"/>
-      <w:r>
-        <w:rPr>
-          <w:rFonts w:ascii="Microsoft Himalaya" w:hAnsi="Microsoft Himalaya" w:cs="Microsoft Himalaya"/>
-          <w:sz w:val="24"/>
-          <w:szCs w:val="24"/>
-          <w:lang w:eastAsia="zh-TW"/>
-        </w:rPr>
-        <w:t>C</w:t>
-      </w:r>
-      <w:r>
-        <w:rPr>
-          <w:rFonts w:ascii="Microsoft Himalaya" w:hAnsi="Microsoft Himalaya" w:cs="Microsoft Himalaya" w:hint="eastAsia"/>
-          <w:sz w:val="24"/>
-          <w:szCs w:val="24"/>
-          <w:lang w:eastAsia="zh-TW"/>
-        </w:rPr>
-        <w:t>o</w:t>
-      </w:r>
-      <w:r>
-        <w:rPr>
-          <w:rFonts w:ascii="Microsoft Himalaya" w:hAnsi="Microsoft Himalaya" w:cs="Microsoft Himalaya"/>
-          <w:sz w:val="24"/>
-          <w:szCs w:val="24"/>
-        </w:rPr>
-        <w:t>lab</w:t>
-      </w:r>
-      <w:proofErr w:type="spellEnd"/>
-      <w:r>
-        <w:rPr>
-          <w:rFonts w:ascii="Microsoft Himalaya" w:hAnsi="Microsoft Himalaya" w:cs="Microsoft Himalaya"/>
-          <w:sz w:val="24"/>
-          <w:szCs w:val="24"/>
-        </w:rPr>
-        <w:t xml:space="preserve"> is that</w:t>
-      </w:r>
-      <w:r>
-        <w:rPr>
-          <w:rFonts w:ascii="Microsoft Himalaya" w:hAnsi="Microsoft Himalaya" w:cs="Microsoft Himalaya"/>
-          <w:sz w:val="24"/>
-          <w:szCs w:val="24"/>
-          <w:lang w:eastAsia="zh-TW"/>
-        </w:rPr>
-        <w:t xml:space="preserve"> </w:t>
-      </w:r>
-      <w:r>
-        <w:rPr>
-          <w:rFonts w:ascii="Microsoft Himalaya" w:eastAsia="微軟正黑體" w:hAnsi="Microsoft Himalaya" w:cs="Microsoft Himalaya"/>
-          <w:sz w:val="24"/>
-          <w:szCs w:val="24"/>
-          <w:lang w:eastAsia="zh-TW"/>
-        </w:rPr>
-        <w:t>the limitation of H100</w:t>
-      </w:r>
-      <w:r>
-        <w:rPr>
-          <w:rFonts w:ascii="Microsoft Himalaya" w:eastAsia="微軟正黑體" w:hAnsi="Microsoft Himalaya" w:cs="Microsoft Himalaya"/>
-          <w:sz w:val="24"/>
-          <w:szCs w:val="24"/>
-          <w:lang w:eastAsia="zh-TW"/>
-        </w:rPr>
-        <w:t xml:space="preserve"> and T4</w:t>
-      </w:r>
-      <w:r>
-        <w:rPr>
-          <w:rFonts w:ascii="Microsoft Himalaya" w:eastAsia="微軟正黑體" w:hAnsi="Microsoft Himalaya" w:cs="Microsoft Himalaya"/>
-          <w:sz w:val="24"/>
-          <w:szCs w:val="24"/>
-          <w:lang w:eastAsia="zh-TW"/>
-        </w:rPr>
-        <w:t xml:space="preserve"> </w:t>
-      </w:r>
-      <w:r>
-        <w:rPr>
-          <w:rFonts w:ascii="Microsoft Himalaya" w:eastAsia="微軟正黑體" w:hAnsi="Microsoft Himalaya" w:cs="Microsoft Himalaya"/>
-          <w:sz w:val="24"/>
-          <w:szCs w:val="24"/>
-          <w:lang w:eastAsia="zh-TW"/>
-        </w:rPr>
-        <w:t xml:space="preserve">In addition, T4 </w:t>
-      </w:r>
-      <w:r>
-        <w:rPr>
-          <w:rFonts w:ascii="Microsoft Himalaya" w:eastAsia="微軟正黑體" w:hAnsi="Microsoft Himalaya" w:cs="Microsoft Himalaya"/>
-          <w:sz w:val="24"/>
-          <w:szCs w:val="24"/>
-          <w:lang w:eastAsia="zh-TW"/>
-        </w:rPr>
-        <w:t>is much weaker than H100</w:t>
-      </w:r>
-      <w:r>
-        <w:rPr>
-          <w:rFonts w:ascii="Microsoft Himalaya" w:eastAsia="微軟正黑體" w:hAnsi="Microsoft Himalaya" w:cs="Microsoft Himalaya"/>
-          <w:sz w:val="24"/>
-          <w:szCs w:val="24"/>
-          <w:lang w:eastAsia="zh-TW"/>
-        </w:rPr>
-        <w:t xml:space="preserve"> and most of the time I can often use CPU only</w:t>
-      </w:r>
-      <w:r>
-        <w:rPr>
-          <w:rFonts w:ascii="Microsoft Himalaya" w:hAnsi="Microsoft Himalaya" w:cs="Microsoft Himalaya"/>
-          <w:sz w:val="24"/>
-          <w:szCs w:val="24"/>
-        </w:rPr>
-        <w:t>.</w:t>
-      </w:r>
-      <w:r>
-        <w:rPr>
-          <w:rFonts w:ascii="Microsoft Himalaya" w:hAnsi="Microsoft Himalaya" w:cs="Microsoft Himalaya"/>
-          <w:sz w:val="24"/>
-          <w:szCs w:val="24"/>
-        </w:rPr>
-        <w:t xml:space="preserve"> This computing resource issue narrows the scope of the modela.</w:t>
-      </w:r>
-      <w:r>
-        <w:rPr>
-          <w:rFonts w:ascii="Microsoft Himalaya" w:hAnsi="Microsoft Himalaya" w:cs="Microsoft Himalaya"/>
-          <w:sz w:val="24"/>
-          <w:szCs w:val="24"/>
-        </w:rPr>
-        <w:t xml:space="preserve"> Therefore, I will reduce the size of dataset and using different parameters to boost it. Regarding the</w:t>
-      </w:r>
-      <w:r>
-        <w:rPr>
-          <w:rFonts w:ascii="Microsoft Himalaya" w:hAnsi="Microsoft Himalaya" w:cs="Microsoft Himalaya"/>
-          <w:sz w:val="24"/>
-          <w:szCs w:val="24"/>
-          <w:lang w:eastAsia="zh-TW"/>
-        </w:rPr>
-        <w:t xml:space="preserve"> </w:t>
-      </w:r>
-      <w:r>
-        <w:rPr>
-          <w:rFonts w:ascii="Microsoft Himalaya" w:eastAsia="微軟正黑體" w:hAnsi="Microsoft Himalaya" w:cs="Microsoft Himalaya"/>
-          <w:sz w:val="24"/>
-          <w:szCs w:val="24"/>
-          <w:lang w:eastAsia="zh-TW"/>
-        </w:rPr>
-        <w:t>parameters, batch size, gradient accumulation</w:t>
-      </w:r>
-      <w:r>
-        <w:rPr>
-          <w:rFonts w:ascii="Microsoft Himalaya" w:hAnsi="Microsoft Himalaya" w:cs="Microsoft Himalaya"/>
-          <w:sz w:val="24"/>
-          <w:szCs w:val="24"/>
-          <w:lang w:eastAsia="zh-TW"/>
-        </w:rPr>
-        <w:t xml:space="preserve"> steps will be mainly adjusted</w:t>
-      </w:r>
-    </w:p>
-    <w:p>
-      <w:pPr>
-        <w:rPr>
-          <w:rFonts w:ascii="Microsoft Himalaya" w:hAnsi="Microsoft Himalaya" w:cs="Microsoft Himalaya" w:hint="eastAsia"/>
-          <w:sz w:val="24"/>
-          <w:szCs w:val="24"/>
-        </w:rPr>
-      </w:pPr>
-      <w:r>
-        <w:rPr>
-          <w:rFonts w:ascii="Microsoft Himalaya" w:hAnsi="Microsoft Himalaya" w:cs="Microsoft Himalaya"/>
-          <w:sz w:val="24"/>
-          <w:szCs w:val="24"/>
-        </w:rPr>
-        <w:t>Additional issues included API and library compatibility (Transformers, TRL, PEFT), slow evaluation due to sequential inference, and unstable training loss due to small batch sizes. Future risks include overfitting, limited generalization, and scaling challenges if the dataset grows larger.</w:t>
-      </w:r>
     </w:p>
     <w:sectPr>
       <w:pgSz w:w="12240" w:h="15840"/>
@@ -698,6 +724,244 @@
       </w:rPr>
     </w:lvl>
   </w:abstractNum>
+  <w:abstractNum w:abstractNumId="9" w15:restartNumberingAfterBreak="0">
+    <w:nsid w:val="18970158"/>
+    <w:multiLevelType w:val="multilevel"/>
+    <w:tmpl w:val="802A6968"/>
+    <w:lvl w:ilvl="0">
+      <w:start w:val="1"/>
+      <w:numFmt w:val="bullet"/>
+      <w:lvlText w:val=""/>
+      <w:lvlJc w:val="left"/>
+      <w:pPr>
+        <w:tabs>
+          <w:tab w:val="num" w:pos="720"/>
+        </w:tabs>
+        <w:ind w:left="720" w:hanging="360"/>
+      </w:pPr>
+      <w:rPr>
+        <w:rFonts w:ascii="Symbol" w:hAnsi="Symbol" w:hint="default"/>
+        <w:sz w:val="20"/>
+      </w:rPr>
+    </w:lvl>
+    <w:lvl w:ilvl="1" w:tentative="1">
+      <w:start w:val="1"/>
+      <w:numFmt w:val="bullet"/>
+      <w:lvlText w:val="o"/>
+      <w:lvlJc w:val="left"/>
+      <w:pPr>
+        <w:tabs>
+          <w:tab w:val="num" w:pos="1440"/>
+        </w:tabs>
+        <w:ind w:left="1440" w:hanging="360"/>
+      </w:pPr>
+      <w:rPr>
+        <w:rFonts w:ascii="Courier New" w:hAnsi="Courier New" w:hint="default"/>
+        <w:sz w:val="20"/>
+      </w:rPr>
+    </w:lvl>
+    <w:lvl w:ilvl="2" w:tentative="1">
+      <w:start w:val="1"/>
+      <w:numFmt w:val="bullet"/>
+      <w:lvlText w:val=""/>
+      <w:lvlJc w:val="left"/>
+      <w:pPr>
+        <w:tabs>
+          <w:tab w:val="num" w:pos="2160"/>
+        </w:tabs>
+        <w:ind w:left="2160" w:hanging="360"/>
+      </w:pPr>
+      <w:rPr>
+        <w:rFonts w:ascii="Wingdings" w:hAnsi="Wingdings" w:hint="default"/>
+        <w:sz w:val="20"/>
+      </w:rPr>
+    </w:lvl>
+    <w:lvl w:ilvl="3" w:tentative="1">
+      <w:start w:val="1"/>
+      <w:numFmt w:val="bullet"/>
+      <w:lvlText w:val=""/>
+      <w:lvlJc w:val="left"/>
+      <w:pPr>
+        <w:tabs>
+          <w:tab w:val="num" w:pos="2880"/>
+        </w:tabs>
+        <w:ind w:left="2880" w:hanging="360"/>
+      </w:pPr>
+      <w:rPr>
+        <w:rFonts w:ascii="Wingdings" w:hAnsi="Wingdings" w:hint="default"/>
+        <w:sz w:val="20"/>
+      </w:rPr>
+    </w:lvl>
+    <w:lvl w:ilvl="4" w:tentative="1">
+      <w:start w:val="1"/>
+      <w:numFmt w:val="bullet"/>
+      <w:lvlText w:val=""/>
+      <w:lvlJc w:val="left"/>
+      <w:pPr>
+        <w:tabs>
+          <w:tab w:val="num" w:pos="3600"/>
+        </w:tabs>
+        <w:ind w:left="3600" w:hanging="360"/>
+      </w:pPr>
+      <w:rPr>
+        <w:rFonts w:ascii="Wingdings" w:hAnsi="Wingdings" w:hint="default"/>
+        <w:sz w:val="20"/>
+      </w:rPr>
+    </w:lvl>
+    <w:lvl w:ilvl="5" w:tentative="1">
+      <w:start w:val="1"/>
+      <w:numFmt w:val="bullet"/>
+      <w:lvlText w:val=""/>
+      <w:lvlJc w:val="left"/>
+      <w:pPr>
+        <w:tabs>
+          <w:tab w:val="num" w:pos="4320"/>
+        </w:tabs>
+        <w:ind w:left="4320" w:hanging="360"/>
+      </w:pPr>
+      <w:rPr>
+        <w:rFonts w:ascii="Wingdings" w:hAnsi="Wingdings" w:hint="default"/>
+        <w:sz w:val="20"/>
+      </w:rPr>
+    </w:lvl>
+    <w:lvl w:ilvl="6" w:tentative="1">
+      <w:start w:val="1"/>
+      <w:numFmt w:val="bullet"/>
+      <w:lvlText w:val=""/>
+      <w:lvlJc w:val="left"/>
+      <w:pPr>
+        <w:tabs>
+          <w:tab w:val="num" w:pos="5040"/>
+        </w:tabs>
+        <w:ind w:left="5040" w:hanging="360"/>
+      </w:pPr>
+      <w:rPr>
+        <w:rFonts w:ascii="Wingdings" w:hAnsi="Wingdings" w:hint="default"/>
+        <w:sz w:val="20"/>
+      </w:rPr>
+    </w:lvl>
+    <w:lvl w:ilvl="7" w:tentative="1">
+      <w:start w:val="1"/>
+      <w:numFmt w:val="bullet"/>
+      <w:lvlText w:val=""/>
+      <w:lvlJc w:val="left"/>
+      <w:pPr>
+        <w:tabs>
+          <w:tab w:val="num" w:pos="5760"/>
+        </w:tabs>
+        <w:ind w:left="5760" w:hanging="360"/>
+      </w:pPr>
+      <w:rPr>
+        <w:rFonts w:ascii="Wingdings" w:hAnsi="Wingdings" w:hint="default"/>
+        <w:sz w:val="20"/>
+      </w:rPr>
+    </w:lvl>
+    <w:lvl w:ilvl="8" w:tentative="1">
+      <w:start w:val="1"/>
+      <w:numFmt w:val="bullet"/>
+      <w:lvlText w:val=""/>
+      <w:lvlJc w:val="left"/>
+      <w:pPr>
+        <w:tabs>
+          <w:tab w:val="num" w:pos="6480"/>
+        </w:tabs>
+        <w:ind w:left="6480" w:hanging="360"/>
+      </w:pPr>
+      <w:rPr>
+        <w:rFonts w:ascii="Wingdings" w:hAnsi="Wingdings" w:hint="default"/>
+        <w:sz w:val="20"/>
+      </w:rPr>
+    </w:lvl>
+  </w:abstractNum>
+  <w:abstractNum w:abstractNumId="10" w15:restartNumberingAfterBreak="0">
+    <w:nsid w:val="20AB7058"/>
+    <w:multiLevelType w:val="hybridMultilevel"/>
+    <w:tmpl w:val="CEFA0D74"/>
+    <w:lvl w:ilvl="0" w:tplc="539AA4C0">
+      <w:start w:val="1"/>
+      <w:numFmt w:val="upperLetter"/>
+      <w:lvlText w:val="%1."/>
+      <w:lvlJc w:val="left"/>
+      <w:pPr>
+        <w:ind w:left="360" w:hanging="360"/>
+      </w:pPr>
+      <w:rPr>
+        <w:rFonts w:hint="default"/>
+      </w:rPr>
+    </w:lvl>
+    <w:lvl w:ilvl="1" w:tplc="04090019" w:tentative="1">
+      <w:start w:val="1"/>
+      <w:numFmt w:val="ideographTraditional"/>
+      <w:lvlText w:val="%2、"/>
+      <w:lvlJc w:val="left"/>
+      <w:pPr>
+        <w:ind w:left="960" w:hanging="480"/>
+      </w:pPr>
+    </w:lvl>
+    <w:lvl w:ilvl="2" w:tplc="0409001B" w:tentative="1">
+      <w:start w:val="1"/>
+      <w:numFmt w:val="lowerRoman"/>
+      <w:lvlText w:val="%3."/>
+      <w:lvlJc w:val="right"/>
+      <w:pPr>
+        <w:ind w:left="1440" w:hanging="480"/>
+      </w:pPr>
+    </w:lvl>
+    <w:lvl w:ilvl="3" w:tplc="0409000F" w:tentative="1">
+      <w:start w:val="1"/>
+      <w:numFmt w:val="decimal"/>
+      <w:lvlText w:val="%4."/>
+      <w:lvlJc w:val="left"/>
+      <w:pPr>
+        <w:ind w:left="1920" w:hanging="480"/>
+      </w:pPr>
+    </w:lvl>
+    <w:lvl w:ilvl="4" w:tplc="04090019" w:tentative="1">
+      <w:start w:val="1"/>
+      <w:numFmt w:val="ideographTraditional"/>
+      <w:lvlText w:val="%5、"/>
+      <w:lvlJc w:val="left"/>
+      <w:pPr>
+        <w:ind w:left="2400" w:hanging="480"/>
+      </w:pPr>
+    </w:lvl>
+    <w:lvl w:ilvl="5" w:tplc="0409001B" w:tentative="1">
+      <w:start w:val="1"/>
+      <w:numFmt w:val="lowerRoman"/>
+      <w:lvlText w:val="%6."/>
+      <w:lvlJc w:val="right"/>
+      <w:pPr>
+        <w:ind w:left="2880" w:hanging="480"/>
+      </w:pPr>
+    </w:lvl>
+    <w:lvl w:ilvl="6" w:tplc="0409000F" w:tentative="1">
+      <w:start w:val="1"/>
+      <w:numFmt w:val="decimal"/>
+      <w:lvlText w:val="%7."/>
+      <w:lvlJc w:val="left"/>
+      <w:pPr>
+        <w:ind w:left="3360" w:hanging="480"/>
+      </w:pPr>
+    </w:lvl>
+    <w:lvl w:ilvl="7" w:tplc="04090019" w:tentative="1">
+      <w:start w:val="1"/>
+      <w:numFmt w:val="ideographTraditional"/>
+      <w:lvlText w:val="%8、"/>
+      <w:lvlJc w:val="left"/>
+      <w:pPr>
+        <w:ind w:left="3840" w:hanging="480"/>
+      </w:pPr>
+    </w:lvl>
+    <w:lvl w:ilvl="8" w:tplc="0409001B" w:tentative="1">
+      <w:start w:val="1"/>
+      <w:numFmt w:val="lowerRoman"/>
+      <w:lvlText w:val="%9."/>
+      <w:lvlJc w:val="right"/>
+      <w:pPr>
+        <w:ind w:left="4320" w:hanging="480"/>
+      </w:pPr>
+    </w:lvl>
+  </w:abstractNum>
   <w:num w:numId="1" w16cid:durableId="1903589739">
     <w:abstractNumId w:val="8"/>
   </w:num>
@@ -724,6 +988,12 @@
   </w:num>
   <w:num w:numId="9" w16cid:durableId="286204765">
     <w:abstractNumId w:val="0"/>
+  </w:num>
+  <w:num w:numId="10" w16cid:durableId="527067826">
+    <w:abstractNumId w:val="9"/>
+  </w:num>
+  <w:num w:numId="11" w16cid:durableId="1268343758">
+    <w:abstractNumId w:val="10"/>
   </w:num>
 </w:numbering>
 </file>
@@ -12108,6 +12378,22 @@
       </w:tcPr>
     </w:tblStylePr>
   </w:style>
+  <w:style w:type="paragraph" w:styleId="Web">
+    <w:name w:val="Normal (Web)"/>
+    <w:basedOn w:val="a1"/>
+    <w:uiPriority w:val="99"/>
+    <w:unhideWhenUsed/>
+    <w:rsid w:val="0050496C"/>
+    <w:pPr>
+      <w:spacing w:before="100" w:beforeAutospacing="1" w:after="100" w:afterAutospacing="1" w:line="240" w:lineRule="auto"/>
+    </w:pPr>
+    <w:rPr>
+      <w:rFonts w:ascii="新細明體" w:eastAsia="新細明體" w:hAnsi="新細明體" w:cs="新細明體"/>
+      <w:sz w:val="24"/>
+      <w:szCs w:val="24"/>
+      <w:lang w:eastAsia="zh-TW"/>
+    </w:rPr>
+  </w:style>
 </w:styles>
 </file>
 
